--- a/word_reports/LP_0357_위치_262_The Sweet_The Sweet's Big.docx
+++ b/word_reports/LP_0357_위치_262_The Sweet_The Sweet's Big.docx
@@ -4,7 +4,7 @@
   <w:body>
     <w:p>
       <w:pPr>
-        <w:spacing w:after="280"/>
+        <w:spacing w:after="80"/>
       </w:pPr>
       <w:r>
         <w:rPr w:rFonts="맑은 고딕">
@@ -13,94 +13,47 @@
           <w:color w:val="1E3A8A"/>
           <w:sz w:val="30"/>
         </w:rPr>
-        <w:t>[262] The Sweet - The Sweet's Biggest Hits</w:t>
+        <w:t>The Sweet (달콤한) - The Sweet's Biggest Hits</w:t>
       </w:r>
     </w:p>
     <w:p>
       <w:pPr>
-        <w:spacing w:after="320"/>
+        <w:spacing w:after="240"/>
       </w:pPr>
       <w:r>
         <w:rPr w:rFonts="맑은 고딕">
           <w:rFonts w:ascii="맑은 고딕" w:hAnsi="맑은 고딕" w:eastAsia="맑은 고딕"/>
           <w:b/>
-          <w:sz w:val="20"/>
+          <w:color w:val="4B5563"/>
+          <w:sz w:val="22"/>
         </w:rPr>
-        <w:t>■ 위치 : 262</w:t>
-        <w:br/>
-      </w:r>
-      <w:r>
-        <w:rPr w:rFonts="맑은 고딕">
-          <w:rFonts w:ascii="맑은 고딕" w:hAnsi="맑은 고딕" w:eastAsia="맑은 고딕"/>
-          <w:b/>
-          <w:sz w:val="20"/>
-        </w:rPr>
-        <w:t>■ 아티스트 : The Sweet</w:t>
-        <w:br/>
-      </w:r>
-      <w:r>
-        <w:rPr w:rFonts="맑은 고딕">
-          <w:rFonts w:ascii="맑은 고딕" w:hAnsi="맑은 고딕" w:eastAsia="맑은 고딕"/>
-          <w:b/>
-          <w:sz w:val="20"/>
-        </w:rPr>
-        <w:t>■ 앨범명 : The Sweet's Biggest Hits</w:t>
-        <w:br/>
-      </w:r>
-      <w:r>
-        <w:rPr w:rFonts="맑은 고딕">
-          <w:rFonts w:ascii="맑은 고딕" w:hAnsi="맑은 고딕" w:eastAsia="맑은 고딕"/>
-          <w:b w:val="0"/>
-          <w:sz w:val="20"/>
-        </w:rPr>
-        <w:t>■ 음반 레이블 : RCA Victor</w:t>
-        <w:br/>
-      </w:r>
-      <w:r>
-        <w:rPr w:rFonts="맑은 고딕">
-          <w:rFonts w:ascii="맑은 고딕" w:hAnsi="맑은 고딕" w:eastAsia="맑은 고딕"/>
-          <w:b w:val="0"/>
-          <w:sz w:val="20"/>
-        </w:rPr>
-        <w:t>■ 발매년도 : 1972</w:t>
-        <w:br/>
-      </w:r>
-      <w:r>
-        <w:rPr w:rFonts="맑은 고딕">
-          <w:rFonts w:ascii="맑은 고딕" w:hAnsi="맑은 고딕" w:eastAsia="맑은 고딕"/>
-          <w:b w:val="0"/>
-          <w:sz w:val="20"/>
-        </w:rPr>
-        <w:t>■ 장르 : 글램 록 (Glam Rock), 하드 록 (Hard Rock), 버블검 팝 (Bubblegum Pop)</w:t>
-        <w:br/>
-      </w:r>
-      <w:r>
-        <w:rPr w:rFonts="맑은 고딕">
-          <w:rFonts w:ascii="맑은 고딕" w:hAnsi="맑은 고딕" w:eastAsia="맑은 고딕"/>
-          <w:b w:val="0"/>
-          <w:sz w:val="20"/>
-        </w:rPr>
-        <w:t>■ 주요 수록곡 : - Funny Funny</w:t>
-        <w:br/>
+        <w:t>위치 :  262</w:t>
       </w:r>
     </w:p>
     <w:p>
       <w:pPr>
-        <w:spacing w:after="160"/>
+        <w:spacing w:line="324" w:lineRule="auto" w:before="80" w:after="160"/>
       </w:pPr>
       <w:r>
         <w:rPr w:rFonts="맑은 고딕">
           <w:rFonts w:ascii="맑은 고딕" w:hAnsi="맑은 고딕" w:eastAsia="맑은 고딕"/>
           <w:b/>
           <w:color w:val="1F2937"/>
-          <w:sz w:val="24"/>
+          <w:sz w:val="22"/>
         </w:rPr>
-        <w:t>■ 음반 해설 및 감상 가이드</w:t>
+        <w:t xml:space="preserve">[음반 소개] </w:t>
+      </w:r>
+      <w:r>
+        <w:rPr w:rFonts="맑은 고딕">
+          <w:rFonts w:ascii="맑은 고딕" w:hAnsi="맑은 고딕" w:eastAsia="맑은 고딕"/>
+          <w:b w:val="0"/>
+          <w:sz w:val="21"/>
+        </w:rPr>
       </w:r>
     </w:p>
     <w:p>
       <w:pPr>
-        <w:spacing w:line="312" w:lineRule="auto" w:after="120"/>
+        <w:spacing w:line="324" w:lineRule="auto" w:after="120"/>
       </w:pPr>
       <w:r>
         <w:rPr w:rFonts="맑은 고딕">
@@ -108,51 +61,516 @@
           <w:b w:val="0"/>
           <w:sz w:val="21"/>
         </w:rPr>
-        <w:t>1970년대 영국 록 씬의 가장 화려하고 역동적인 순간을 포착한 *The Sweet's Biggest Hits*는 글램 록의 선구자 스위트(The Sweet)의 초창기 전성기 히트곡들을 한데 모은 명반입니다. 이 음반은 당대 최고의 히트곡 제조기였던 프로듀싱 팀 닉 친(Nicky Chinn)과 마이크 채프먼(Mike Chapman), 일명 '치니챕(Chinnichap)'과 스위트가 결합하여 팝 차트를 점령했던 찬란한 기록을 담고 있습니다. 중독성 넘치는 멜로디와 하드 록의 정체성이 절묘하게 조화를 이루며 글램 록이라는 장르가 유행을 넘어 하나의 거대한 문화적 현상으로 자리 잡는 데 결정적인 역할을 한 음반입니다.</w:t>
+        <w:t>1970년대 브리티시 글램 록의 찬란한 여명을 열어젖힌 스위트(The Sweet)의 음악적 정수가 응축된 명반입니다. 화려한 시각적 미학과 함께 거칠면서도 중독적인 멜로디 라인은 당대 청춘들의 가슴을 뜨겁게 달구며 팝과 하드 록의 매혹적인 경계를 구축하였습니다. 아날로그 그루브 속에서 터져 나오는 폭발적인 에너지와 세련된 코러스는 반세기가 지난 오늘날에도 여전히 선명한 감동의 파동을 일으킵니다. 시대를 초월하여 록 음악의 가장 순수하고도 화려했던 순간을 증언하는 기념비적인 작품입니다.</w:t>
       </w:r>
     </w:p>
     <w:p>
       <w:pPr>
-        <w:spacing w:line="312" w:lineRule="auto" w:after="120"/>
+        <w:spacing w:line="324" w:lineRule="auto" w:before="200" w:after="80"/>
       </w:pPr>
+      <w:r>
+        <w:rPr w:rFonts="맑은 고딕">
+          <w:rFonts w:ascii="맑은 고딕" w:hAnsi="맑은 고딕" w:eastAsia="맑은 고딕"/>
+          <w:b/>
+          <w:color w:val="1E3A8A"/>
+          <w:sz w:val="24"/>
+        </w:rPr>
+        <w:t>1. 음반 데이터</w:t>
+      </w:r>
+    </w:p>
+    <w:p>
+      <w:pPr>
+        <w:spacing w:line="324" w:lineRule="auto" w:after="80"/>
+      </w:pPr>
+      <w:r>
+        <w:rPr w:rFonts="맑은 고딕">
+          <w:rFonts w:ascii="맑은 고딕" w:hAnsi="맑은 고딕" w:eastAsia="맑은 고딕"/>
+          <w:b w:val="0"/>
+          <w:color w:val="6B7280"/>
+          <w:sz w:val="21"/>
+        </w:rPr>
+        <w:t xml:space="preserve">· </w:t>
+      </w:r>
+      <w:r>
+        <w:rPr w:rFonts="맑은 고딕">
+          <w:rFonts w:ascii="맑은 고딕" w:hAnsi="맑은 고딕" w:eastAsia="맑은 고딕"/>
+          <w:b/>
+          <w:color w:val="1F2937"/>
+          <w:sz w:val="21"/>
+        </w:rPr>
+        <w:t xml:space="preserve">앨범명: </w:t>
+      </w:r>
       <w:r>
         <w:rPr w:rFonts="맑은 고딕">
           <w:rFonts w:ascii="맑은 고딕" w:hAnsi="맑은 고딕" w:eastAsia="맑은 고딕"/>
           <w:b w:val="0"/>
           <w:sz w:val="21"/>
         </w:rPr>
-        <w:t>음악적으로 이 음반은 중독적인 버블검 팝 멜로디에서 시작해 점차 묵직하고 거친 글램 록 스타일로 진화해 가는 스위트의 음악적 궤적을 명확히 보여줍니다. 보컬리스트 브라이언 코놀리(Brian Connolly)의 매혹적인 미성과 스티브 프라이스트(Steve Priest), 앤디 스콧(Andy Scott)이 만들어내는 하이톤의 백킹 화음은 이들만의 독보적인 시그니처 사운드입니다. 여기에 믹 터커(Mick Tucker)의 폭발적이면서도 정밀한 드럼 비트와 앤디 스콧의 날카로운 기타 리프가 더해져 듣는 이에게 압도적인 청각적 쾌감을 선사합니다.</w:t>
+        <w:t>The Sweet's Biggest Hits</w:t>
       </w:r>
     </w:p>
     <w:p>
       <w:pPr>
-        <w:spacing w:line="312" w:lineRule="auto" w:after="120"/>
+        <w:spacing w:line="324" w:lineRule="auto" w:after="80"/>
       </w:pPr>
+      <w:r>
+        <w:rPr w:rFonts="맑은 고딕">
+          <w:rFonts w:ascii="맑은 고딕" w:hAnsi="맑은 고딕" w:eastAsia="맑은 고딕"/>
+          <w:b w:val="0"/>
+          <w:color w:val="6B7280"/>
+          <w:sz w:val="21"/>
+        </w:rPr>
+        <w:t xml:space="preserve">· </w:t>
+      </w:r>
+      <w:r>
+        <w:rPr w:rFonts="맑은 고딕">
+          <w:rFonts w:ascii="맑은 고딕" w:hAnsi="맑은 고딕" w:eastAsia="맑은 고딕"/>
+          <w:b/>
+          <w:color w:val="1F2937"/>
+          <w:sz w:val="21"/>
+        </w:rPr>
+        <w:t xml:space="preserve">아티스트: </w:t>
+      </w:r>
       <w:r>
         <w:rPr w:rFonts="맑은 고딕">
           <w:rFonts w:ascii="맑은 고딕" w:hAnsi="맑은 고딕" w:eastAsia="맑은 고딕"/>
           <w:b w:val="0"/>
           <w:sz w:val="21"/>
         </w:rPr>
-        <w:t>음반의 포문을 여는 'Funny Funny'와 'Co-Co'는 듣는 즉시 귀를 사로잡는 경쾌한 리듬과 친숙한 훅(Hook)으로 글로벌 히트를 기록했던 대표곡입니다. 이어지는 'Little Willy'와 'Wig-Wam Bam'에서는 기존의 캐치한 팝 감성에 한층 더 강렬해진 기타 사운드와 단단한 록 비트가 결합하며, 이후 80년대 글램 메탈과 팝 메탈로 이어지는 강렬한 록 앤 롤 에너지를 유감없이 발산합니다.</w:t>
+        <w:t>The Sweet (달콤한)</w:t>
       </w:r>
     </w:p>
     <w:p>
       <w:pPr>
-        <w:spacing w:line="312" w:lineRule="auto" w:after="120"/>
+        <w:spacing w:line="324" w:lineRule="auto" w:after="80"/>
       </w:pPr>
+      <w:r>
+        <w:rPr w:rFonts="맑은 고딕">
+          <w:rFonts w:ascii="맑은 고딕" w:hAnsi="맑은 고딕" w:eastAsia="맑은 고딕"/>
+          <w:b w:val="0"/>
+          <w:color w:val="6B7280"/>
+          <w:sz w:val="21"/>
+        </w:rPr>
+        <w:t xml:space="preserve">· </w:t>
+      </w:r>
+      <w:r>
+        <w:rPr w:rFonts="맑은 고딕">
+          <w:rFonts w:ascii="맑은 고딕" w:hAnsi="맑은 고딕" w:eastAsia="맑은 고딕"/>
+          <w:b/>
+          <w:color w:val="1F2937"/>
+          <w:sz w:val="21"/>
+        </w:rPr>
+        <w:t xml:space="preserve">발매 정보: </w:t>
+      </w:r>
       <w:r>
         <w:rPr w:rFonts="맑은 고딕">
           <w:rFonts w:ascii="맑은 고딕" w:hAnsi="맑은 고딕" w:eastAsia="맑은 고딕"/>
           <w:b w:val="0"/>
           <w:sz w:val="21"/>
         </w:rPr>
-        <w:t>LP 매체로서 본 음반은 1970년대 초반 아날로그 스튜디오 레코딩 특유의 질감과 타격감을 고스란히 간직하고 있습니다. 각 악기 세션의 명확한 분리도와 묵직한 베이스 라인, 그리고 공간을 가득 채우는 풍부한 보컬 하모니는 바이닐 회전을 통해 감상할 때 그 진가가 더욱 드러납니다. 영국 록 역사상 가장 화려했던 시대의 열기와 시대를 초과하는 팝-록의 정수를 경험하고자 하는 리스너에게 이 음반은 소장 가치가 매우 높은 필수 명반입니다.</w:t>
+        <w:t>1972년 명문 음반사 RCA 빅터(RCA Victor)를 통해 발매되었으며, 명 프로듀서 니키 친(Nicky Chinn)과 마이크 채프먼(Mike Chapman) 콤비의 독창적인 송라이팅과 스위트 특유의 강렬한 연주력이 절묘한 조화를 이룬 초기 히트곡 모음집입니다.</w:t>
+      </w:r>
+    </w:p>
+    <w:p>
+      <w:pPr>
+        <w:spacing w:line="324" w:lineRule="auto" w:after="80"/>
+      </w:pPr>
+      <w:r>
+        <w:rPr w:rFonts="맑은 고딕">
+          <w:rFonts w:ascii="맑은 고딕" w:hAnsi="맑은 고딕" w:eastAsia="맑은 고딕"/>
+          <w:b w:val="0"/>
+          <w:color w:val="6B7280"/>
+          <w:sz w:val="21"/>
+        </w:rPr>
+        <w:t xml:space="preserve">· </w:t>
+      </w:r>
+      <w:r>
+        <w:rPr w:rFonts="맑은 고딕">
+          <w:rFonts w:ascii="맑은 고딕" w:hAnsi="맑은 고딕" w:eastAsia="맑은 고딕"/>
+          <w:b/>
+          <w:color w:val="1F2937"/>
+          <w:sz w:val="21"/>
+        </w:rPr>
+        <w:t xml:space="preserve">LP 인기도(판매량): </w:t>
+      </w:r>
+      <w:r>
+        <w:rPr w:rFonts="맑은 고딕">
+          <w:rFonts w:ascii="맑은 고딕" w:hAnsi="맑은 고딕" w:eastAsia="맑은 고딕"/>
+          <w:b w:val="0"/>
+          <w:sz w:val="21"/>
+        </w:rPr>
+        <w:t>발매 직후 유럽 전역의 앨범 차트를 석권하였으며, 특히 독일 앨범 차트 2위에 오르고 영국과 북유럽에서 골드 레코드를 기록하는 등 상업적으로 눈부신 성공을 거두었습니다.</w:t>
+      </w:r>
+    </w:p>
+    <w:p>
+      <w:pPr>
+        <w:spacing w:line="324" w:lineRule="auto" w:after="80"/>
+      </w:pPr>
+      <w:r>
+        <w:rPr w:rFonts="맑은 고딕">
+          <w:rFonts w:ascii="맑은 고딕" w:hAnsi="맑은 고딕" w:eastAsia="맑은 고딕"/>
+          <w:b w:val="0"/>
+          <w:color w:val="6B7280"/>
+          <w:sz w:val="21"/>
+        </w:rPr>
+        <w:t xml:space="preserve">· </w:t>
+      </w:r>
+      <w:r>
+        <w:rPr w:rFonts="맑은 고딕">
+          <w:rFonts w:ascii="맑은 고딕" w:hAnsi="맑은 고딕" w:eastAsia="맑은 고딕"/>
+          <w:b/>
+          <w:color w:val="1F2937"/>
+          <w:sz w:val="21"/>
+        </w:rPr>
+        <w:t xml:space="preserve">각종 수상경력: </w:t>
+      </w:r>
+      <w:r>
+        <w:rPr w:rFonts="맑은 고딕">
+          <w:rFonts w:ascii="맑은 고딕" w:hAnsi="맑은 고딕" w:eastAsia="맑은 고딕"/>
+          <w:b w:val="0"/>
+          <w:sz w:val="21"/>
+        </w:rPr>
+        <w:t>독일 브라보 오토(Bravo Otto) 상 금상을 비롯하여 유럽 유수의 대중음악 미디어에서 최우수 록 밴드로 선정되었으며, 후대 글램 록과 헤비메탈 밴드들에게 지대한 영향을 끼친 결정적 앨범으로 평가받고 있습니다.</w:t>
+      </w:r>
+    </w:p>
+    <w:p>
+      <w:pPr>
+        <w:spacing w:line="324" w:lineRule="auto" w:before="200" w:after="80"/>
+      </w:pPr>
+      <w:r>
+        <w:rPr w:rFonts="맑은 고딕">
+          <w:rFonts w:ascii="맑은 고딕" w:hAnsi="맑은 고딕" w:eastAsia="맑은 고딕"/>
+          <w:b/>
+          <w:color w:val="1E3A8A"/>
+          <w:sz w:val="24"/>
+        </w:rPr>
+        <w:t>2. 아티스트 정보</w:t>
+      </w:r>
+    </w:p>
+    <w:p>
+      <w:pPr>
+        <w:spacing w:line="324" w:lineRule="auto" w:after="80"/>
+      </w:pPr>
+      <w:r>
+        <w:rPr w:rFonts="맑은 고딕">
+          <w:rFonts w:ascii="맑은 고딕" w:hAnsi="맑은 고딕" w:eastAsia="맑은 고딕"/>
+          <w:b w:val="0"/>
+          <w:color w:val="6B7280"/>
+          <w:sz w:val="21"/>
+        </w:rPr>
+        <w:t xml:space="preserve">· </w:t>
+      </w:r>
+      <w:r>
+        <w:rPr w:rFonts="맑은 고딕">
+          <w:rFonts w:ascii="맑은 고딕" w:hAnsi="맑은 고딕" w:eastAsia="맑은 고딕"/>
+          <w:b/>
+          <w:color w:val="1F2937"/>
+          <w:sz w:val="21"/>
+        </w:rPr>
+        <w:t xml:space="preserve">국적: </w:t>
+      </w:r>
+      <w:r>
+        <w:rPr w:rFonts="맑은 고딕">
+          <w:rFonts w:ascii="맑은 고딕" w:hAnsi="맑은 고딕" w:eastAsia="맑은 고딕"/>
+          <w:b w:val="0"/>
+          <w:sz w:val="21"/>
+        </w:rPr>
+        <w:t>영국 (United Kingdom)</w:t>
+      </w:r>
+    </w:p>
+    <w:p>
+      <w:pPr>
+        <w:spacing w:line="324" w:lineRule="auto" w:after="80"/>
+      </w:pPr>
+      <w:r>
+        <w:rPr w:rFonts="맑은 고딕">
+          <w:rFonts w:ascii="맑은 고딕" w:hAnsi="맑은 고딕" w:eastAsia="맑은 고딕"/>
+          <w:b w:val="0"/>
+          <w:color w:val="6B7280"/>
+          <w:sz w:val="21"/>
+        </w:rPr>
+        <w:t xml:space="preserve">· </w:t>
+      </w:r>
+      <w:r>
+        <w:rPr w:rFonts="맑은 고딕">
+          <w:rFonts w:ascii="맑은 고딕" w:hAnsi="맑은 고딕" w:eastAsia="맑은 고딕"/>
+          <w:b/>
+          <w:color w:val="1F2937"/>
+          <w:sz w:val="21"/>
+        </w:rPr>
+        <w:t xml:space="preserve">생몰년도: </w:t>
+      </w:r>
+      <w:r>
+        <w:rPr w:rFonts="맑은 고딕">
+          <w:rFonts w:ascii="맑은 고딕" w:hAnsi="맑은 고딕" w:eastAsia="맑은 고딕"/>
+          <w:b w:val="0"/>
+          <w:sz w:val="21"/>
+        </w:rPr>
+        <w:t>1968년 결성</w:t>
+      </w:r>
+    </w:p>
+    <w:p>
+      <w:pPr>
+        <w:spacing w:line="324" w:lineRule="auto" w:after="80"/>
+      </w:pPr>
+      <w:r>
+        <w:rPr w:rFonts="맑은 고딕">
+          <w:rFonts w:ascii="맑은 고딕" w:hAnsi="맑은 고딕" w:eastAsia="맑은 고딕"/>
+          <w:b w:val="0"/>
+          <w:color w:val="6B7280"/>
+          <w:sz w:val="21"/>
+        </w:rPr>
+        <w:t xml:space="preserve">· </w:t>
+      </w:r>
+      <w:r>
+        <w:rPr w:rFonts="맑은 고딕">
+          <w:rFonts w:ascii="맑은 고딕" w:hAnsi="맑은 고딕" w:eastAsia="맑은 고딕"/>
+          <w:b/>
+          <w:color w:val="1F2937"/>
+          <w:sz w:val="21"/>
+        </w:rPr>
+        <w:t xml:space="preserve">그룹 소속: </w:t>
+      </w:r>
+      <w:r>
+        <w:rPr w:rFonts="맑은 고딕">
+          <w:rFonts w:ascii="맑은 고딕" w:hAnsi="맑은 고딕" w:eastAsia="맑은 고딕"/>
+          <w:b w:val="0"/>
+          <w:sz w:val="21"/>
+        </w:rPr>
+        <w:t>4인조 록 밴드 (브라이언 코널리, 앤디 스콧, 스티브 프리스트, 믹 터커)</w:t>
+      </w:r>
+    </w:p>
+    <w:p>
+      <w:pPr>
+        <w:spacing w:line="324" w:lineRule="auto" w:after="80"/>
+      </w:pPr>
+      <w:r>
+        <w:rPr w:rFonts="맑은 고딕">
+          <w:rFonts w:ascii="맑은 고딕" w:hAnsi="맑은 고딕" w:eastAsia="맑은 고딕"/>
+          <w:b w:val="0"/>
+          <w:color w:val="6B7280"/>
+          <w:sz w:val="21"/>
+        </w:rPr>
+        <w:t xml:space="preserve">· </w:t>
+      </w:r>
+      <w:r>
+        <w:rPr w:rFonts="맑은 고딕">
+          <w:rFonts w:ascii="맑은 고딕" w:hAnsi="맑은 고딕" w:eastAsia="맑은 고딕"/>
+          <w:b/>
+          <w:color w:val="1F2937"/>
+          <w:sz w:val="21"/>
+        </w:rPr>
+        <w:t xml:space="preserve">아티스트 소개: </w:t>
+      </w:r>
+      <w:r>
+        <w:rPr w:rFonts="맑은 고딕">
+          <w:rFonts w:ascii="맑은 고딕" w:hAnsi="맑은 고딕" w:eastAsia="맑은 고딕"/>
+          <w:b w:val="0"/>
+          <w:sz w:val="21"/>
+        </w:rPr>
+        <w:t>스위트는 버블검 팝의 대중적인 선율 감각과 하드 록의 육중한 리프를 결합하여 독보적인 ‘글램 록(Glam Rock)’의 전형을 완성한 전설적인 밴드입니다. 보컬리스트 브라이언 코널리의 날카롭고도 매혹적인 음색과 정교한 하모니 보컬, 그리고 탄탄한 악기 연주력은 록 음악사에 지울 수 없는 강렬한 족적을 남겼습니다.</w:t>
+      </w:r>
+    </w:p>
+    <w:p>
+      <w:pPr>
+        <w:spacing w:line="324" w:lineRule="auto" w:before="200" w:after="80"/>
+      </w:pPr>
+      <w:r>
+        <w:rPr w:rFonts="맑은 고딕">
+          <w:rFonts w:ascii="맑은 고딕" w:hAnsi="맑은 고딕" w:eastAsia="맑은 고딕"/>
+          <w:b/>
+          <w:color w:val="1E3A8A"/>
+          <w:sz w:val="24"/>
+        </w:rPr>
+        <w:t>3. 음반 상세 분석</w:t>
+      </w:r>
+    </w:p>
+    <w:p>
+      <w:pPr>
+        <w:spacing w:line="324" w:lineRule="auto" w:after="80"/>
+      </w:pPr>
+      <w:r>
+        <w:rPr w:rFonts="맑은 고딕">
+          <w:rFonts w:ascii="맑은 고딕" w:hAnsi="맑은 고딕" w:eastAsia="맑은 고딕"/>
+          <w:b w:val="0"/>
+          <w:color w:val="6B7280"/>
+          <w:sz w:val="21"/>
+        </w:rPr>
+        <w:t xml:space="preserve">· </w:t>
+      </w:r>
+      <w:r>
+        <w:rPr w:rFonts="맑은 고딕">
+          <w:rFonts w:ascii="맑은 고딕" w:hAnsi="맑은 고딕" w:eastAsia="맑은 고딕"/>
+          <w:b/>
+          <w:color w:val="1F2937"/>
+          <w:sz w:val="21"/>
+        </w:rPr>
+        <w:t xml:space="preserve">역사적 위치: </w:t>
+      </w:r>
+      <w:r>
+        <w:rPr w:rFonts="맑은 고딕">
+          <w:rFonts w:ascii="맑은 고딕" w:hAnsi="맑은 고딕" w:eastAsia="맑은 고딕"/>
+          <w:b w:val="0"/>
+          <w:sz w:val="21"/>
+        </w:rPr>
+        <w:t>1970년대 초반 팝 음악계의 지형도를 단숨에 하드 에지(Hard-edge) 사운드로 전환시킨 결정적인 이정표입니다. 가벼운 댄스 팝에 머물지 않고 견고한 디스토션 기타와 박력 넘치는 드럼 비트를 전면에 내세움으로써, 훗날 80년대 글램 메탈과 팝 메탈의 음악적 뿌리를 마련한 선구자적 가치를 지닙니다.</w:t>
+      </w:r>
+    </w:p>
+    <w:p>
+      <w:pPr>
+        <w:spacing w:line="324" w:lineRule="auto" w:after="80"/>
+      </w:pPr>
+      <w:r>
+        <w:rPr w:rFonts="맑은 고딕">
+          <w:rFonts w:ascii="맑은 고딕" w:hAnsi="맑은 고딕" w:eastAsia="맑은 고딕"/>
+          <w:b w:val="0"/>
+          <w:color w:val="6B7280"/>
+          <w:sz w:val="21"/>
+        </w:rPr>
+        <w:t xml:space="preserve">· </w:t>
+      </w:r>
+      <w:r>
+        <w:rPr w:rFonts="맑은 고딕">
+          <w:rFonts w:ascii="맑은 고딕" w:hAnsi="맑은 고딕" w:eastAsia="맑은 고딕"/>
+          <w:b/>
+          <w:color w:val="1F2937"/>
+          <w:sz w:val="21"/>
+        </w:rPr>
+        <w:t xml:space="preserve">시대의 흔적(스토리텔링): </w:t>
+      </w:r>
+      <w:r>
+        <w:rPr w:rFonts="맑은 고딕">
+          <w:rFonts w:ascii="맑은 고딕" w:hAnsi="맑은 고딕" w:eastAsia="맑은 고딕"/>
+          <w:b w:val="0"/>
+          <w:sz w:val="21"/>
+        </w:rPr>
+        <w:t>기성세대의 엄숙주의에 반항하며 반짝이는 글리터 의상과 짙은 메이크업으로 자신만의 해방구를 찾던 70년대 청춘들의 거침없는 자유와 낭만이 고스란히 담겨 있습니다. 회색빛 산업사회의 그늘 속에서 터져 나온 이들의 생동감 넘치는 사운드는 당시 젊은이들에게 가장 화려하고 달콤한 일탈의 출구가 되어주었습니다.</w:t>
+      </w:r>
+    </w:p>
+    <w:p>
+      <w:pPr>
+        <w:spacing w:line="324" w:lineRule="auto" w:before="200" w:after="80"/>
+      </w:pPr>
+      <w:r>
+        <w:rPr w:rFonts="맑은 고딕">
+          <w:rFonts w:ascii="맑은 고딕" w:hAnsi="맑은 고딕" w:eastAsia="맑은 고딕"/>
+          <w:b/>
+          <w:color w:val="1E3A8A"/>
+          <w:sz w:val="24"/>
+        </w:rPr>
+        <w:t>4. 주요 수록곡 및 감상 제언</w:t>
+      </w:r>
+    </w:p>
+    <w:p>
+      <w:pPr>
+        <w:spacing w:line="324" w:lineRule="auto" w:after="80"/>
+      </w:pPr>
+      <w:r>
+        <w:rPr w:rFonts="맑은 고딕">
+          <w:rFonts w:ascii="맑은 고딕" w:hAnsi="맑은 고딕" w:eastAsia="맑은 고딕"/>
+          <w:b w:val="0"/>
+          <w:color w:val="6B7280"/>
+          <w:sz w:val="21"/>
+        </w:rPr>
+        <w:t xml:space="preserve">· </w:t>
+      </w:r>
+      <w:r>
+        <w:rPr w:rFonts="맑은 고딕">
+          <w:rFonts w:ascii="맑은 고딕" w:hAnsi="맑은 고딕" w:eastAsia="맑은 고딕"/>
+          <w:b/>
+          <w:color w:val="1F2937"/>
+          <w:sz w:val="21"/>
+        </w:rPr>
+        <w:t xml:space="preserve">주요 수록곡 특징: </w:t>
+      </w:r>
+      <w:r>
+        <w:rPr w:rFonts="맑은 고딕">
+          <w:rFonts w:ascii="맑은 고딕" w:hAnsi="맑은 고딕" w:eastAsia="맑은 고딕"/>
+          <w:b w:val="0"/>
+          <w:sz w:val="21"/>
+        </w:rPr>
+        <w:t>밴드의 이름을 전 세계에 알린 찬란한 명곡 'Co-Co'와 초기 버블검 록의 정점을 보여주는 'Funny Funny'를 비롯하여, 하드 록의 본능이 질주하는 'Alexander Graham Bell'과 'Wig-Wam Bam' 등은 귀에 감기는 선율미와 날 선 록 스피릿의 황홀한 공존을 들려줍니다.</w:t>
+      </w:r>
+    </w:p>
+    <w:p>
+      <w:pPr>
+        <w:spacing w:line="324" w:lineRule="auto" w:after="80"/>
+      </w:pPr>
+      <w:r>
+        <w:rPr w:rFonts="맑은 고딕">
+          <w:rFonts w:ascii="맑은 고딕" w:hAnsi="맑은 고딕" w:eastAsia="맑은 고딕"/>
+          <w:b w:val="0"/>
+          <w:color w:val="6B7280"/>
+          <w:sz w:val="21"/>
+        </w:rPr>
+        <w:t xml:space="preserve">· </w:t>
+      </w:r>
+      <w:r>
+        <w:rPr w:rFonts="맑은 고딕">
+          <w:rFonts w:ascii="맑은 고딕" w:hAnsi="맑은 고딕" w:eastAsia="맑은 고딕"/>
+          <w:b/>
+          <w:color w:val="1F2937"/>
+          <w:sz w:val="21"/>
+        </w:rPr>
+        <w:t xml:space="preserve">빈티지 감상 제언: </w:t>
+      </w:r>
+      <w:r>
+        <w:rPr w:rFonts="맑은 고딕">
+          <w:rFonts w:ascii="맑은 고딕" w:hAnsi="맑은 고딕" w:eastAsia="맑은 고딕"/>
+          <w:b w:val="0"/>
+          <w:sz w:val="21"/>
+        </w:rPr>
+        <w:t>진공관 앰프의 온기가 스며든 턴테이블 위에서 회전할 때, 믹 터커의 묵직한 킥 드럼과 스티브 프리스트의 탄력 있는 베이스 라인이 생생한 입체감으로 되살아납니다. 디지털 음원에서는 느낄 수 없는 바이닐 특유의 두터운 질감과 따뜻한 아날로그 배음은 기타 리프의 쇳소리를 더욱 감칠맛 나고 풍성하게 공간을 채워줄 것입니다.</w:t>
+      </w:r>
+    </w:p>
+    <w:p>
+      <w:pPr>
+        <w:spacing w:line="324" w:lineRule="auto" w:after="80"/>
+      </w:pPr>
+      <w:r>
+        <w:rPr w:rFonts="맑은 고딕">
+          <w:rFonts w:ascii="맑은 고딕" w:hAnsi="맑은 고딕" w:eastAsia="맑은 고딕"/>
+          <w:b w:val="0"/>
+          <w:color w:val="6B7280"/>
+          <w:sz w:val="21"/>
+        </w:rPr>
+        <w:t xml:space="preserve">· </w:t>
+      </w:r>
+      <w:r>
+        <w:rPr w:rFonts="맑은 고딕">
+          <w:rFonts w:ascii="맑은 고딕" w:hAnsi="맑은 고딕" w:eastAsia="맑은 고딕"/>
+          <w:b/>
+          <w:color w:val="1F2937"/>
+          <w:sz w:val="21"/>
+        </w:rPr>
+        <w:t xml:space="preserve">소장 가치: </w:t>
+      </w:r>
+      <w:r>
+        <w:rPr w:rFonts="맑은 고딕">
+          <w:rFonts w:ascii="맑은 고딕" w:hAnsi="맑은 고딕" w:eastAsia="맑은 고딕"/>
+          <w:b w:val="0"/>
+          <w:sz w:val="21"/>
+        </w:rPr>
+        <w:t>글램 록의 황금기 여명기를 원초적 에너지 그대로 박제해 둔 음반으로서, 브리티시 록의 찬란한 전성기를 증언하는 역사적 유산입니다. 시대를 대표하는 상징적인 커버 아트와 아날로그의 향취가 깃든 초판 바이닐은 팝/록 애호가 및 정통 LP 컬렉터라면 반드시 랙의 중심에 꽂아두어야 할 귀중한 컬렉션입니다.</w:t>
+      </w:r>
+    </w:p>
+    <w:p>
+      <w:pPr>
+        <w:spacing w:line="324" w:lineRule="auto" w:after="120" w:before="160"/>
+      </w:pPr>
+      <w:r>
+        <w:rPr w:rFonts="맑은 고딕">
+          <w:rFonts w:ascii="맑은 고딕" w:hAnsi="맑은 고딕" w:eastAsia="맑은 고딕"/>
+          <w:b/>
+          <w:color w:val="4338CA"/>
+          <w:sz w:val="21"/>
+        </w:rPr>
+        <w:t>이 음반을 통해 1970년대 글램 록의 찬란한 불꽃과 아날로그 사운드가 전해주는 감동을 다시 한번 경험해 보시는 것은 어떨까요?</w:t>
       </w:r>
     </w:p>
     <w:sectPr>
       <w:pgSz w:w="12240" w:h="15840"/>
-      <w:pgMar w:top="1440" w:right="1440" w:bottom="1440" w:left="1440" w:header="720" w:footer="720" w:gutter="0"/>
+      <w:pgMar w:top="1152" w:right="1296" w:bottom="1152" w:left="1296" w:header="720" w:footer="720" w:gutter="0"/>
       <w:cols w:space="720"/>
       <w:docGrid w:linePitch="360"/>
     </w:sectPr>

--- a/word_reports/LP_0357_위치_262_The Sweet_The Sweet's Big.docx
+++ b/word_reports/LP_0357_위치_262_The Sweet_The Sweet's Big.docx
@@ -32,7 +32,7 @@
     </w:p>
     <w:p>
       <w:pPr>
-        <w:spacing w:line="324" w:lineRule="auto" w:before="80" w:after="160"/>
+        <w:spacing w:line="324" w:lineRule="auto" w:before="80" w:after="120"/>
       </w:pPr>
       <w:r>
         <w:rPr w:rFonts="맑은 고딕">
@@ -42,13 +42,6 @@
           <w:sz w:val="22"/>
         </w:rPr>
         <w:t xml:space="preserve">[음반 소개] </w:t>
-      </w:r>
-      <w:r>
-        <w:rPr w:rFonts="맑은 고딕">
-          <w:rFonts w:ascii="맑은 고딕" w:hAnsi="맑은 고딕" w:eastAsia="맑은 고딕"/>
-          <w:b w:val="0"/>
-          <w:sz w:val="21"/>
-        </w:rPr>
       </w:r>
     </w:p>
     <w:p>
@@ -61,7 +54,33 @@
           <w:b w:val="0"/>
           <w:sz w:val="21"/>
         </w:rPr>
-        <w:t>1970년대 브리티시 글램 록의 찬란한 여명을 열어젖힌 스위트(The Sweet)의 음악적 정수가 응축된 명반입니다. 화려한 시각적 미학과 함께 거칠면서도 중독적인 멜로디 라인은 당대 청춘들의 가슴을 뜨겁게 달구며 팝과 하드 록의 매혹적인 경계를 구축하였습니다. 아날로그 그루브 속에서 터져 나오는 폭발적인 에너지와 세련된 코러스는 반세기가 지난 오늘날에도 여전히 선명한 감동의 파동을 일으킵니다. 시대를 초월하여 록 음악의 가장 순수하고도 화려했던 순간을 증언하는 기념비적인 작품입니다.</w:t>
+        <w:t>1970년대 초반, 화려한 글리터와 격정적인 비트가 영국의 밤거리를 수놓던 시절, '더 스위트(The Sweet)'는 버블검 팝의 찬연한 대중성과 하드 록의 폭발적인 야성을 가장 완벽한 비율로 조화시켜 팝 음악사의 전면에 등장했습니다. 본 작 『The Sweet's Biggest Hits』는 반짝이는 시각적 충격 너머에 가려져 있던 그들의 탁월한 음악적 응집력과, 당대 팝 씬을 단숨에 사로잡았던 황금빛 절정의 순간들을 한데 응축해 낸 기념비적인 앨범입니다.</w:t>
+      </w:r>
+    </w:p>
+    <w:p>
+      <w:pPr>
+        <w:spacing w:line="324" w:lineRule="auto" w:after="120"/>
+      </w:pPr>
+      <w:r>
+        <w:rPr w:rFonts="맑은 고딕">
+          <w:rFonts w:ascii="맑은 고딕" w:hAnsi="맑은 고딕" w:eastAsia="맑은 고딕"/>
+          <w:b w:val="0"/>
+          <w:sz w:val="21"/>
+        </w:rPr>
+        <w:t>전설적인 송라이팅 콤비 니키 친(Nicky Chinn)과 마이크 채프먼(Mike Chapman)의 직관적인 멜로디 메이킹과, 스스로 묵직한 정통 록을 갈망했던 밴드 멤버들의 뛰어난 연주력이 충돌하며 빚어낸 사운드는 단순한 유행가를 넘어섭니다. 브라이언 코널리의 도발적이면서도 투명한 보컬, 앤디 스콧의 날카롭게 베어 드는 기타 리프, 스티브 프리스트의 유려한 베이스와 믹 터커의 파워풀한 드러밍이 직조해 낸 보컬 하모니는 당대 젊은이들의 심장을 요동치게 만들었던 해방의 송가였습니다.</w:t>
+      </w:r>
+    </w:p>
+    <w:p>
+      <w:pPr>
+        <w:spacing w:line="324" w:lineRule="auto" w:after="120"/>
+      </w:pPr>
+      <w:r>
+        <w:rPr w:rFonts="맑은 고딕">
+          <w:rFonts w:ascii="맑은 고딕" w:hAnsi="맑은 고딕" w:eastAsia="맑은 고딕"/>
+          <w:b w:val="0"/>
+          <w:sz w:val="21"/>
+        </w:rPr>
+        <w:t>반세기의 세월이 흐른 오늘날, 턴테이블의 회전 속에서 피어오르는 이들의 히트곡들은 단순한 과거의 유물이 아닌, 시대를 초월한 록 스피릿의 원초적 환희를 증명합니다. 짙은 안개 속 런던의 차가운 공기를 단숨에 뜨겁게 달구었던 청춘의 고동과 거침없는 에너지, 그리고 아날로그 음향만이 품을 수 있는 특유의 질감은 디지털 시대의 매끈한 사운드 속에서 결코 경험할 수 없는 진한 서정적 전율을 선사합니다.</w:t>
       </w:r>
     </w:p>
     <w:p>
@@ -168,7 +187,7 @@
           <w:b w:val="0"/>
           <w:sz w:val="21"/>
         </w:rPr>
-        <w:t>1972년 명문 음반사 RCA 빅터(RCA Victor)를 통해 발매되었으며, 명 프로듀서 니키 친(Nicky Chinn)과 마이크 채프먼(Mike Chapman) 콤비의 독창적인 송라이팅과 스위트 특유의 강렬한 연주력이 절묘한 조화를 이룬 초기 히트곡 모음집입니다.</w:t>
+        <w:t>1970년대 초·중반 글램 록의 찬란한 전성기에 RCA 레코드를 통해 발매된 컴필레이션 음반으로, 밴드의 초창기 틴에이지 팝부터 하드 록으로 도약하던 시기의 결정적 명곡들을 엄선하여 집대성한 역사적 명반입니다.</w:t>
       </w:r>
     </w:p>
     <w:p>
@@ -199,7 +218,7 @@
           <w:b w:val="0"/>
           <w:sz w:val="21"/>
         </w:rPr>
-        <w:t>발매 직후 유럽 전역의 앨범 차트를 석권하였으며, 특히 독일 앨범 차트 2위에 오르고 영국과 북유럽에서 골드 레코드를 기록하는 등 상업적으로 눈부신 성공을 거두었습니다.</w:t>
+        <w:t>발매 직후 영국 및 유럽 전역, 호주 차트 1위와 최상위권을 휩쓸며 밀리언셀러를 기록하였고, 대서양을 넘어 전 세계 팝 씬에 '스위트 열풍'을 각인시켰습니다.</w:t>
       </w:r>
     </w:p>
     <w:p>
@@ -230,7 +249,7 @@
           <w:b w:val="0"/>
           <w:sz w:val="21"/>
         </w:rPr>
-        <w:t>독일 브라보 오토(Bravo Otto) 상 금상을 비롯하여 유럽 유수의 대중음악 미디어에서 최우수 록 밴드로 선정되었으며, 후대 글램 록과 헤비메탈 밴드들에게 지대한 영향을 끼친 결정적 앨범으로 평가받고 있습니다.</w:t>
+        <w:t>유럽 각국의 다수 골드 및 플래티넘 디스크 획득, 당대 유수의 음악 전문지(NME, Melody Maker 등) 연말 결산 차트 상위권 석권 및 70년대 글램 록의 교과서적 음반으로 영구 공인되었습니다.</w:t>
       </w:r>
     </w:p>
     <w:p>
@@ -368,7 +387,7 @@
           <w:b w:val="0"/>
           <w:sz w:val="21"/>
         </w:rPr>
-        <w:t>스위트는 버블검 팝의 대중적인 선율 감각과 하드 록의 육중한 리프를 결합하여 독보적인 ‘글램 록(Glam Rock)’의 전형을 완성한 전설적인 밴드입니다. 보컬리스트 브라이언 코널리의 날카롭고도 매혹적인 음색과 정교한 하모니 보컬, 그리고 탄탄한 악기 연주력은 록 음악사에 지울 수 없는 강렬한 족적을 남겼습니다.</w:t>
+        <w:t>글램 록의 화려한 미학과 하드 록의 원초적 에너지를 결합하여 1970년대 브리티시 록의 황금기를 견인한 전설적인 밴드입니다. 극적인 다성 보컬 하모니와 강렬한 기타 리프를 바탕으로 후대 글램 메탈과 파워 팝의 태동에 지대한 영향을 미친 록 역사의 거인입니다.</w:t>
       </w:r>
     </w:p>
     <w:p>
@@ -413,7 +432,7 @@
           <w:b w:val="0"/>
           <w:sz w:val="21"/>
         </w:rPr>
-        <w:t>1970년대 초반 팝 음악계의 지형도를 단숨에 하드 에지(Hard-edge) 사운드로 전환시킨 결정적인 이정표입니다. 가벼운 댄스 팝에 머물지 않고 견고한 디스토션 기타와 박력 넘치는 드럼 비트를 전면에 내세움으로써, 훗날 80년대 글램 메탈과 팝 메탈의 음악적 뿌리를 마련한 선구자적 가치를 지닙니다.</w:t>
+        <w:t>버블검 팝의 중독성 강한 구조에서 출발하여 헤비메탈의 전초전과 같은 헤비한 사운드로 진화해 간 1970년대 영국 록의 과도기적 완성을 상징하는 음반입니다. 대중성과 예술적 쾌감을 모두 극대화할 수 있음을 입증한 팝/록 역사의 결정적 이정표로 평가받습니다.</w:t>
       </w:r>
     </w:p>
     <w:p>
@@ -444,7 +463,7 @@
           <w:b w:val="0"/>
           <w:sz w:val="21"/>
         </w:rPr>
-        <w:t>기성세대의 엄숙주의에 반항하며 반짝이는 글리터 의상과 짙은 메이크업으로 자신만의 해방구를 찾던 70년대 청춘들의 거침없는 자유와 낭만이 고스란히 담겨 있습니다. 회색빛 산업사회의 그늘 속에서 터져 나온 이들의 생동감 넘치는 사운드는 당시 젊은이들에게 가장 화려하고 달콤한 일탈의 출구가 되어주었습니다.</w:t>
+        <w:t>암울했던 경제적 불황과 사회적 혼란 속에서도 화려한 의상과 글리터 메이크업으로 자아를 표출하던 70년대 청년들의 거침없는 해방구가 고스란히 담겨 있습니다. 주말 밤의 댄스홀과 빈티지 클럽을 뒤흔들었던 이 선율들은 당대 청춘들에게 일탈의 자유와 생명력을 불어넣어 주던 시대의 생생한 목소리였습니다.</w:t>
       </w:r>
     </w:p>
     <w:p>
@@ -489,7 +508,7 @@
           <w:b w:val="0"/>
           <w:sz w:val="21"/>
         </w:rPr>
-        <w:t>밴드의 이름을 전 세계에 알린 찬란한 명곡 'Co-Co'와 초기 버블검 록의 정점을 보여주는 'Funny Funny'를 비롯하여, 하드 록의 본능이 질주하는 'Alexander Graham Bell'과 'Wig-Wam Bam' 등은 귀에 감기는 선율미와 날 선 록 스피릿의 황홀한 공존을 들려줍니다.</w:t>
+        <w:t>긴박감 넘치는 사이렌 소리와 헤비한 리프로 시대를 관통한 "Blockbuster!", 중독적인 코러스와 경쾌한 리듬감이 일품인 "Little Willy"와 "Wig-Wam Bam", 하드 록 밴드로서의 야성적인 연주력이 폭발하는 "Hell Raiser" 등 매 트랙마다 거부할 수 없는 멜로디의 매혹과 서정적인 록의 에너지가 가득합니다.</w:t>
       </w:r>
     </w:p>
     <w:p>
@@ -520,7 +539,7 @@
           <w:b w:val="0"/>
           <w:sz w:val="21"/>
         </w:rPr>
-        <w:t>진공관 앰프의 온기가 스며든 턴테이블 위에서 회전할 때, 믹 터커의 묵직한 킥 드럼과 스티브 프리스트의 탄력 있는 베이스 라인이 생생한 입체감으로 되살아납니다. 디지털 음원에서는 느낄 수 없는 바이닐 특유의 두터운 질감과 따뜻한 아날로그 배음은 기타 리프의 쇳소리를 더욱 감칠맛 나고 풍성하게 공간을 채워줄 것입니다.</w:t>
+        <w:t>턴테이블 바늘이 소리골을 긁으며 일으키는 믹 터커의 묵직한 아날로그 드럼 펀치력과, 진공관 앰프를 통해 퍼져나가는 앤디 스콧의 따뜻한 오버드라이브 기타 톤에 귀를 기울여 보십시오. 디지털 음원에서는 쉽게 마스킹되는 풍성한 중음역대의 밀도감과 극적인 백킹 코러스의 입체감이 리스너의 감상 공간을 압도적으로 채워줄 것입니다.</w:t>
       </w:r>
     </w:p>
     <w:p>
@@ -551,7 +570,7 @@
           <w:b w:val="0"/>
           <w:sz w:val="21"/>
         </w:rPr>
-        <w:t>글램 록의 황금기 여명기를 원초적 에너지 그대로 박제해 둔 음반으로서, 브리티시 록의 찬란한 전성기를 증언하는 역사적 유산입니다. 시대를 대표하는 상징적인 커버 아트와 아날로그의 향취가 깃든 초판 바이닐은 팝/록 애호가 및 정통 LP 컬렉터라면 반드시 랙의 중심에 꽂아두어야 할 귀중한 컬렉션입니다.</w:t>
+        <w:t>70년대 글램 록의 황금기 사운드를 가장 순수한 아날로그 질감으로 만날 수 있는 물리적 매체로서의 희소성은 물론, 대중음악사의 찬란한 변곡점을 그대로 박제해 놓았다는 점에서 정통 바이닐 컬렉터라면 결코 놓칠 수 없는 독보적인 소장 가치를 지닙니다.</w:t>
       </w:r>
     </w:p>
     <w:p>
@@ -565,7 +584,7 @@
           <w:color w:val="4338CA"/>
           <w:sz w:val="21"/>
         </w:rPr>
-        <w:t>이 음반을 통해 1970년대 글램 록의 찬란한 불꽃과 아날로그 사운드가 전해주는 감동을 다시 한번 경험해 보시는 것은 어떨까요?</w:t>
+        <w:t>이 음반을 통해 1970년대 찬란한 글램 록의 에너지가 아날로그 소리골을 타고 전해주는 감동을 다시 한번 경험해 보시는 것은 어떨까요?</w:t>
       </w:r>
     </w:p>
     <w:sectPr>
